--- a/FuentesCurso/UD 06. Docker Compose/UD 06.11 - Actividades entregables.docx
+++ b/FuentesCurso/UD 06. Docker Compose/UD 06.11 - Actividades entregables.docx
@@ -21,12 +21,13 @@
         <w:rPr>
           <w:rFonts w:ascii="Proxima Nova" w:cs="Proxima Nova" w:eastAsia="Proxima Nova" w:hAnsi="Proxima Nova"/>
           <w:b w:val="0"/>
+          <w:bCs w:val="0"/>
           <w:color w:val="669966"/>
           <w:sz w:val="48"/>
           <w:szCs w:val="48"/>
           <w:rtl w:val="0"/>
         </w:rPr>
-        <w:t xml:space="preserve">Introducción a Docker</w:t>
+        <w:t xml:space="preserve">Introducción a Docker y Kubernetes</w:t>
       </w:r>
       <w:r>
         <w:rPr>
@@ -72,12 +73,12 @@
           <wp:inline distB="114300" distT="114300" distL="114300" distR="114300">
             <wp:extent cx="447675" cy="57150"/>
             <wp:effectExtent b="0" l="0" r="0" t="0"/>
-            <wp:docPr descr="short line" id="3" name="image4.png"/>
+            <wp:docPr descr="short line" id="3" name="image3.png"/>
             <a:graphic>
               <a:graphicData uri="http://schemas.openxmlformats.org/drawingml/2006/picture">
                 <pic:pic>
                   <pic:nvPicPr>
-                    <pic:cNvPr descr="short line" id="0" name="image4.png"/>
+                    <pic:cNvPr descr="short line" id="0" name="image3.png"/>
                     <pic:cNvPicPr preferRelativeResize="0"/>
                   </pic:nvPicPr>
                   <pic:blipFill>
@@ -325,7 +326,7 @@
           <w:szCs w:val="32"/>
           <w:rtl w:val="0"/>
         </w:rPr>
-        <w:t xml:space="preserve">Actualizado Febrero 2025</w:t>
+        <w:t xml:space="preserve">Actualizado Enero 2026</w:t>
       </w:r>
     </w:p>
     <w:p>
@@ -356,6 +357,7 @@
         <w:rPr>
           <w:rFonts w:ascii="Verdana" w:cs="Verdana" w:eastAsia="Verdana" w:hAnsi="Verdana"/>
           <w:b w:val="1"/>
+          <w:bCs w:val="1"/>
           <w:sz w:val="20"/>
           <w:szCs w:val="20"/>
         </w:rPr>
@@ -376,6 +378,7 @@
         <w:rPr>
           <w:rFonts w:ascii="Verdana" w:cs="Verdana" w:eastAsia="Verdana" w:hAnsi="Verdana"/>
           <w:b w:val="1"/>
+          <w:bCs w:val="1"/>
           <w:sz w:val="20"/>
           <w:szCs w:val="20"/>
           <w:rtl w:val="0"/>
@@ -515,6 +518,7 @@
         <w:ind w:left="0" w:right="57" w:firstLine="0"/>
         <w:rPr>
           <w:b w:val="1"/>
+          <w:bCs w:val="1"/>
         </w:rPr>
       </w:pPr>
       <w:r>
@@ -528,6 +532,7 @@
       <w:r>
         <w:rPr>
           <w:b w:val="1"/>
+          <w:bCs w:val="1"/>
           <w:rtl w:val="0"/>
         </w:rPr>
         <w:t xml:space="preserve">Importante</w:t>
@@ -558,6 +563,7 @@
         <w:ind w:left="0" w:right="57" w:firstLine="0"/>
         <w:rPr>
           <w:b w:val="1"/>
+          <w:bCs w:val="1"/>
         </w:rPr>
       </w:pPr>
       <w:r>
@@ -581,6 +587,7 @@
       <w:r>
         <w:rPr>
           <w:b w:val="1"/>
+          <w:bCs w:val="1"/>
           <w:rtl w:val="0"/>
         </w:rPr>
         <w:t xml:space="preserve">Atención</w:t>
@@ -628,6 +635,7 @@
       <w:r>
         <w:rPr>
           <w:b w:val="1"/>
+          <w:bCs w:val="1"/>
           <w:rtl w:val="0"/>
         </w:rPr>
         <w:t xml:space="preserve">Interesante</w:t>
@@ -646,6 +654,7 @@
         <w:rPr>
           <w:rFonts w:ascii="Arial" w:cs="Arial" w:eastAsia="Arial" w:hAnsi="Arial"/>
           <w:b w:val="1"/>
+          <w:bCs w:val="1"/>
           <w:smallCaps w:val="1"/>
           <w:sz w:val="32"/>
           <w:szCs w:val="32"/>
@@ -655,6 +664,7 @@
         <w:rPr>
           <w:rFonts w:ascii="Arial" w:cs="Arial" w:eastAsia="Arial" w:hAnsi="Arial"/>
           <w:b w:val="1"/>
+          <w:bCs w:val="1"/>
           <w:smallCaps w:val="1"/>
           <w:sz w:val="32"/>
           <w:szCs w:val="32"/>
@@ -665,6 +675,7 @@
     </w:p>
     <w:sdt>
       <w:sdtPr>
+        <w:id w:val="-1072901921"/>
         <w:docPartObj>
           <w:docPartGallery w:val="Table of Contents"/>
           <w:docPartUnique w:val="1"/>
@@ -679,13 +690,16 @@
             <w:spacing w:after="0" w:before="60" w:lineRule="auto"/>
             <w:jc w:val="left"/>
             <w:rPr>
+              <w:rFonts w:ascii="Arial" w:cs="Arial" w:eastAsia="Arial" w:hAnsi="Arial"/>
               <w:b w:val="1"/>
+              <w:bCs w:val="1"/>
               <w:i w:val="0"/>
+              <w:iCs w:val="0"/>
               <w:smallCaps w:val="0"/>
               <w:strike w:val="0"/>
               <w:color w:val="000000"/>
-              <w:sz w:val="20"/>
-              <w:szCs w:val="20"/>
+              <w:sz w:val="22"/>
+              <w:szCs w:val="22"/>
               <w:u w:val="none"/>
               <w:shd w:fill="auto" w:val="clear"/>
               <w:vertAlign w:val="baseline"/>
@@ -699,8 +713,11 @@
           <w:hyperlink w:anchor="_dbh0n1vac4c8">
             <w:r>
               <w:rPr>
+                <w:rFonts w:ascii="Calibri" w:cs="Calibri" w:eastAsia="Calibri" w:hAnsi="Calibri"/>
                 <w:b w:val="1"/>
+                <w:bCs w:val="1"/>
                 <w:i w:val="0"/>
+                <w:iCs w:val="0"/>
                 <w:smallCaps w:val="0"/>
                 <w:strike w:val="0"/>
                 <w:color w:val="000000"/>
@@ -730,13 +747,16 @@
             <w:spacing w:after="0" w:before="60" w:lineRule="auto"/>
             <w:jc w:val="left"/>
             <w:rPr>
+              <w:rFonts w:ascii="Arial" w:cs="Arial" w:eastAsia="Arial" w:hAnsi="Arial"/>
               <w:b w:val="1"/>
+              <w:bCs w:val="1"/>
               <w:i w:val="0"/>
+              <w:iCs w:val="0"/>
               <w:smallCaps w:val="0"/>
               <w:strike w:val="0"/>
               <w:color w:val="000000"/>
-              <w:sz w:val="20"/>
-              <w:szCs w:val="20"/>
+              <w:sz w:val="22"/>
+              <w:szCs w:val="22"/>
               <w:u w:val="none"/>
               <w:shd w:fill="auto" w:val="clear"/>
               <w:vertAlign w:val="baseline"/>
@@ -745,8 +765,11 @@
           <w:hyperlink w:anchor="_vyhbfp4t666x">
             <w:r>
               <w:rPr>
+                <w:rFonts w:ascii="Calibri" w:cs="Calibri" w:eastAsia="Calibri" w:hAnsi="Calibri"/>
                 <w:b w:val="1"/>
+                <w:bCs w:val="1"/>
                 <w:i w:val="0"/>
+                <w:iCs w:val="0"/>
                 <w:smallCaps w:val="0"/>
                 <w:strike w:val="0"/>
                 <w:color w:val="000000"/>
@@ -776,13 +799,16 @@
             <w:spacing w:after="0" w:before="60" w:lineRule="auto"/>
             <w:jc w:val="left"/>
             <w:rPr>
+              <w:rFonts w:ascii="Arial" w:cs="Arial" w:eastAsia="Arial" w:hAnsi="Arial"/>
               <w:b w:val="1"/>
+              <w:bCs w:val="1"/>
               <w:i w:val="0"/>
+              <w:iCs w:val="0"/>
               <w:smallCaps w:val="0"/>
               <w:strike w:val="0"/>
               <w:color w:val="000000"/>
-              <w:sz w:val="20"/>
-              <w:szCs w:val="20"/>
+              <w:sz w:val="22"/>
+              <w:szCs w:val="22"/>
               <w:u w:val="none"/>
               <w:shd w:fill="auto" w:val="clear"/>
               <w:vertAlign w:val="baseline"/>
@@ -791,8 +817,11 @@
           <w:hyperlink w:anchor="_ow4x0s724zlg">
             <w:r>
               <w:rPr>
+                <w:rFonts w:ascii="Calibri" w:cs="Calibri" w:eastAsia="Calibri" w:hAnsi="Calibri"/>
                 <w:b w:val="1"/>
+                <w:bCs w:val="1"/>
                 <w:i w:val="0"/>
+                <w:iCs w:val="0"/>
                 <w:smallCaps w:val="0"/>
                 <w:strike w:val="0"/>
                 <w:color w:val="000000"/>
@@ -822,13 +851,16 @@
             <w:spacing w:after="0" w:before="60" w:lineRule="auto"/>
             <w:jc w:val="left"/>
             <w:rPr>
+              <w:rFonts w:ascii="Arial" w:cs="Arial" w:eastAsia="Arial" w:hAnsi="Arial"/>
               <w:b w:val="1"/>
+              <w:bCs w:val="1"/>
               <w:i w:val="0"/>
+              <w:iCs w:val="0"/>
               <w:smallCaps w:val="0"/>
               <w:strike w:val="0"/>
               <w:color w:val="000000"/>
-              <w:sz w:val="20"/>
-              <w:szCs w:val="20"/>
+              <w:sz w:val="22"/>
+              <w:szCs w:val="22"/>
               <w:u w:val="none"/>
               <w:shd w:fill="auto" w:val="clear"/>
               <w:vertAlign w:val="baseline"/>
@@ -837,8 +869,11 @@
           <w:hyperlink w:anchor="_zer127gbm0zw">
             <w:r>
               <w:rPr>
+                <w:rFonts w:ascii="Calibri" w:cs="Calibri" w:eastAsia="Calibri" w:hAnsi="Calibri"/>
                 <w:b w:val="1"/>
+                <w:bCs w:val="1"/>
                 <w:i w:val="0"/>
+                <w:iCs w:val="0"/>
                 <w:smallCaps w:val="0"/>
                 <w:strike w:val="0"/>
                 <w:color w:val="000000"/>
@@ -868,13 +903,16 @@
             <w:spacing w:after="0" w:before="60" w:lineRule="auto"/>
             <w:jc w:val="left"/>
             <w:rPr>
+              <w:rFonts w:ascii="Arial" w:cs="Arial" w:eastAsia="Arial" w:hAnsi="Arial"/>
               <w:b w:val="1"/>
+              <w:bCs w:val="1"/>
               <w:i w:val="0"/>
+              <w:iCs w:val="0"/>
               <w:smallCaps w:val="0"/>
               <w:strike w:val="0"/>
               <w:color w:val="000000"/>
-              <w:sz w:val="20"/>
-              <w:szCs w:val="20"/>
+              <w:sz w:val="22"/>
+              <w:szCs w:val="22"/>
               <w:u w:val="none"/>
               <w:shd w:fill="auto" w:val="clear"/>
               <w:vertAlign w:val="baseline"/>
@@ -883,8 +921,11 @@
           <w:hyperlink w:anchor="_x5m1zmodwwne">
             <w:r>
               <w:rPr>
+                <w:rFonts w:ascii="Calibri" w:cs="Calibri" w:eastAsia="Calibri" w:hAnsi="Calibri"/>
                 <w:b w:val="1"/>
+                <w:bCs w:val="1"/>
                 <w:i w:val="0"/>
+                <w:iCs w:val="0"/>
                 <w:smallCaps w:val="0"/>
                 <w:strike w:val="0"/>
                 <w:color w:val="000000"/>
@@ -914,13 +955,16 @@
             <w:spacing w:after="0" w:before="60" w:lineRule="auto"/>
             <w:jc w:val="left"/>
             <w:rPr>
+              <w:rFonts w:ascii="Arial" w:cs="Arial" w:eastAsia="Arial" w:hAnsi="Arial"/>
               <w:b w:val="1"/>
+              <w:bCs w:val="1"/>
               <w:i w:val="0"/>
+              <w:iCs w:val="0"/>
               <w:smallCaps w:val="0"/>
               <w:strike w:val="0"/>
               <w:color w:val="000000"/>
-              <w:sz w:val="20"/>
-              <w:szCs w:val="20"/>
+              <w:sz w:val="22"/>
+              <w:szCs w:val="22"/>
               <w:u w:val="none"/>
               <w:shd w:fill="auto" w:val="clear"/>
               <w:vertAlign w:val="baseline"/>
@@ -929,8 +973,11 @@
           <w:hyperlink w:anchor="_pehg5q1zs1w">
             <w:r>
               <w:rPr>
+                <w:rFonts w:ascii="Calibri" w:cs="Calibri" w:eastAsia="Calibri" w:hAnsi="Calibri"/>
                 <w:b w:val="1"/>
+                <w:bCs w:val="1"/>
                 <w:i w:val="0"/>
+                <w:iCs w:val="0"/>
                 <w:smallCaps w:val="0"/>
                 <w:strike w:val="0"/>
                 <w:color w:val="000000"/>
@@ -960,13 +1007,16 @@
             <w:spacing w:after="0" w:before="60" w:lineRule="auto"/>
             <w:jc w:val="left"/>
             <w:rPr>
+              <w:rFonts w:ascii="Arial" w:cs="Arial" w:eastAsia="Arial" w:hAnsi="Arial"/>
               <w:b w:val="1"/>
+              <w:bCs w:val="1"/>
               <w:i w:val="0"/>
+              <w:iCs w:val="0"/>
               <w:smallCaps w:val="0"/>
               <w:strike w:val="0"/>
               <w:color w:val="000000"/>
-              <w:sz w:val="20"/>
-              <w:szCs w:val="20"/>
+              <w:sz w:val="22"/>
+              <w:szCs w:val="22"/>
               <w:u w:val="none"/>
               <w:shd w:fill="auto" w:val="clear"/>
               <w:vertAlign w:val="baseline"/>
@@ -975,8 +1025,11 @@
           <w:hyperlink w:anchor="_in8kugqg9qc7">
             <w:r>
               <w:rPr>
+                <w:rFonts w:ascii="Calibri" w:cs="Calibri" w:eastAsia="Calibri" w:hAnsi="Calibri"/>
                 <w:b w:val="1"/>
+                <w:bCs w:val="1"/>
                 <w:i w:val="0"/>
+                <w:iCs w:val="0"/>
                 <w:smallCaps w:val="0"/>
                 <w:strike w:val="0"/>
                 <w:color w:val="000000"/>
@@ -1006,13 +1059,16 @@
             <w:spacing w:after="0" w:before="60" w:lineRule="auto"/>
             <w:jc w:val="left"/>
             <w:rPr>
+              <w:rFonts w:ascii="Arial" w:cs="Arial" w:eastAsia="Arial" w:hAnsi="Arial"/>
               <w:b w:val="1"/>
+              <w:bCs w:val="1"/>
               <w:i w:val="0"/>
+              <w:iCs w:val="0"/>
               <w:smallCaps w:val="0"/>
               <w:strike w:val="0"/>
               <w:color w:val="000000"/>
-              <w:sz w:val="20"/>
-              <w:szCs w:val="20"/>
+              <w:sz w:val="22"/>
+              <w:szCs w:val="22"/>
               <w:u w:val="none"/>
               <w:shd w:fill="auto" w:val="clear"/>
               <w:vertAlign w:val="baseline"/>
@@ -1021,8 +1077,11 @@
           <w:hyperlink w:anchor="_wtl3mq6jbjl7">
             <w:r>
               <w:rPr>
+                <w:rFonts w:ascii="Calibri" w:cs="Calibri" w:eastAsia="Calibri" w:hAnsi="Calibri"/>
                 <w:b w:val="1"/>
+                <w:bCs w:val="1"/>
                 <w:i w:val="0"/>
+                <w:iCs w:val="0"/>
                 <w:smallCaps w:val="0"/>
                 <w:strike w:val="0"/>
                 <w:color w:val="000000"/>
@@ -1052,13 +1111,16 @@
             <w:spacing w:after="0" w:before="60" w:lineRule="auto"/>
             <w:jc w:val="left"/>
             <w:rPr>
+              <w:rFonts w:ascii="Arial" w:cs="Arial" w:eastAsia="Arial" w:hAnsi="Arial"/>
               <w:b w:val="1"/>
+              <w:bCs w:val="1"/>
               <w:i w:val="0"/>
+              <w:iCs w:val="0"/>
               <w:smallCaps w:val="0"/>
               <w:strike w:val="0"/>
               <w:color w:val="000000"/>
-              <w:sz w:val="20"/>
-              <w:szCs w:val="20"/>
+              <w:sz w:val="22"/>
+              <w:szCs w:val="22"/>
               <w:u w:val="none"/>
               <w:shd w:fill="auto" w:val="clear"/>
               <w:vertAlign w:val="baseline"/>
@@ -1067,8 +1129,11 @@
           <w:hyperlink w:anchor="_69wu4dwpu7g4">
             <w:r>
               <w:rPr>
+                <w:rFonts w:ascii="Calibri" w:cs="Calibri" w:eastAsia="Calibri" w:hAnsi="Calibri"/>
                 <w:b w:val="1"/>
+                <w:bCs w:val="1"/>
                 <w:i w:val="0"/>
+                <w:iCs w:val="0"/>
                 <w:smallCaps w:val="0"/>
                 <w:strike w:val="0"/>
                 <w:color w:val="000000"/>
@@ -1103,6 +1168,7 @@
         <w:rPr>
           <w:rFonts w:ascii="Arial" w:cs="Arial" w:eastAsia="Arial" w:hAnsi="Arial"/>
           <w:b w:val="1"/>
+          <w:bCs w:val="1"/>
           <w:smallCaps w:val="1"/>
           <w:sz w:val="32"/>
           <w:szCs w:val="32"/>
@@ -1386,7 +1452,9 @@
       <w:r>
         <w:rPr>
           <w:b w:val="1"/>
+          <w:bCs w:val="1"/>
           <w:i w:val="1"/>
+          <w:iCs w:val="1"/>
           <w:u w:val="single"/>
           <w:rtl w:val="0"/>
         </w:rPr>
@@ -1445,6 +1513,7 @@
       <w:r>
         <w:rPr>
           <w:b w:val="1"/>
+          <w:bCs w:val="1"/>
           <w:rtl w:val="0"/>
         </w:rPr>
         <w:t xml:space="preserve">Atención:</w:t>
@@ -1458,6 +1527,7 @@
       <w:r>
         <w:rPr>
           <w:b w:val="1"/>
+          <w:bCs w:val="1"/>
           <w:rtl w:val="0"/>
         </w:rPr>
         <w:t xml:space="preserve">¡Solo 2 de los 8 casos prácticos!</w:t>
@@ -1513,7 +1583,9 @@
       <w:r>
         <w:rPr>
           <w:b w:val="1"/>
+          <w:bCs w:val="1"/>
           <w:i w:val="1"/>
+          <w:iCs w:val="1"/>
           <w:rtl w:val="0"/>
         </w:rPr>
         <w:t xml:space="preserve">Docker Compose</w:t>
@@ -1522,7 +1594,21 @@
         <w:rPr>
           <w:rtl w:val="0"/>
         </w:rPr>
-        <w:t xml:space="preserve">” y Wordpress funciona.</w:t>
+        <w:t xml:space="preserve">” y </w:t>
+      </w:r>
+      <w:r>
+        <w:rPr>
+          <w:b w:val="1"/>
+          <w:bCs w:val="1"/>
+          <w:rtl w:val="0"/>
+        </w:rPr>
+        <w:t xml:space="preserve">Wordpress </w:t>
+      </w:r>
+      <w:r>
+        <w:rPr>
+          <w:rtl w:val="0"/>
+        </w:rPr>
+        <w:t xml:space="preserve">funciona.</w:t>
       </w:r>
     </w:p>
     <w:p>
@@ -1564,7 +1650,9 @@
       <w:r>
         <w:rPr>
           <w:b w:val="1"/>
+          <w:bCs w:val="1"/>
           <w:i w:val="1"/>
+          <w:iCs w:val="1"/>
           <w:rtl w:val="0"/>
         </w:rPr>
         <w:t xml:space="preserve">Docker Compose</w:t>
@@ -1615,7 +1703,9 @@
       <w:r>
         <w:rPr>
           <w:b w:val="1"/>
+          <w:bCs w:val="1"/>
           <w:i w:val="1"/>
+          <w:iCs w:val="1"/>
           <w:rtl w:val="0"/>
         </w:rPr>
         <w:t xml:space="preserve">Docker Compose</w:t>
@@ -1664,7 +1754,9 @@
       <w:r>
         <w:rPr>
           <w:b w:val="1"/>
+          <w:bCs w:val="1"/>
           <w:i w:val="1"/>
+          <w:iCs w:val="1"/>
           <w:rtl w:val="0"/>
         </w:rPr>
         <w:t xml:space="preserve">Docker Compose</w:t>
@@ -1713,7 +1805,9 @@
       <w:r>
         <w:rPr>
           <w:b w:val="1"/>
+          <w:bCs w:val="1"/>
           <w:i w:val="1"/>
+          <w:iCs w:val="1"/>
           <w:rtl w:val="0"/>
         </w:rPr>
         <w:t xml:space="preserve">Docker Compose</w:t>
@@ -1783,6 +1877,7 @@
       <w:r>
         <w:rPr>
           <w:b w:val="1"/>
+          <w:bCs w:val="1"/>
           <w:rtl w:val="0"/>
         </w:rPr>
         <w:t xml:space="preserve">Atención: </w:t>
@@ -1796,6 +1891,7 @@
       <w:r>
         <w:rPr>
           <w:b w:val="1"/>
+          <w:bCs w:val="1"/>
           <w:u w:val="single"/>
           <w:rtl w:val="0"/>
         </w:rPr>
@@ -1820,7 +1916,9 @@
       <w:r>
         <w:rPr>
           <w:b w:val="1"/>
+          <w:bCs w:val="1"/>
           <w:i w:val="1"/>
+          <w:iCs w:val="1"/>
           <w:rtl w:val="0"/>
         </w:rPr>
         <w:t xml:space="preserve">Docker Compose</w:t>
@@ -1869,7 +1967,9 @@
       <w:r>
         <w:rPr>
           <w:b w:val="1"/>
+          <w:bCs w:val="1"/>
           <w:i w:val="1"/>
+          <w:iCs w:val="1"/>
           <w:rtl w:val="0"/>
         </w:rPr>
         <w:t xml:space="preserve">Docker Compose</w:t>
@@ -1918,7 +2018,9 @@
       <w:r>
         <w:rPr>
           <w:b w:val="1"/>
+          <w:bCs w:val="1"/>
           <w:i w:val="1"/>
+          <w:iCs w:val="1"/>
           <w:rtl w:val="0"/>
         </w:rPr>
         <w:t xml:space="preserve">Docker Compose</w:t>
@@ -2114,7 +2216,7 @@
         <w:szCs w:val="18"/>
         <w:rtl w:val="0"/>
       </w:rPr>
-      <w:t xml:space="preserve">Curso Introducción a Docker </w:t>
+      <w:t xml:space="preserve">Curso Introducción a Docker y Kubernetes</w:t>
       <w:tab/>
       <w:tab/>
       <w:t xml:space="preserve">UD06. Actividades entregables</w:t>
@@ -2263,11 +2365,19 @@
       </w:pPr>
     </w:pPrDefault>
   </w:docDefaults>
+  <w:style w:type="table" w:styleId="TableNormal" w:default="1">
+    <w:name w:val="TableNormal"/>
+    <w:tblPr>
+      <w:tblCellMar>
+        <w:top w:w="100.0" w:type="dxa"/>
+        <w:left w:w="100.0" w:type="dxa"/>
+        <w:bottom w:w="100.0" w:type="dxa"/>
+        <w:right w:w="100.0" w:type="dxa"/>
+      </w:tblCellMar>
+    </w:tblPr>
+  </w:style>
   <w:style w:type="paragraph" w:styleId="Normal" w:default="1">
     <w:name w:val="normal"/>
-  </w:style>
-  <w:style w:type="table" w:styleId="TableNormal" w:default="1">
-    <w:name w:val="Table Normal"/>
   </w:style>
   <w:style w:type="paragraph" w:styleId="Heading1">
     <w:name w:val="heading 1"/>
@@ -2315,6 +2425,7 @@
     <w:rPr>
       <w:rFonts w:ascii="Arial" w:cs="Arial" w:eastAsia="Arial" w:hAnsi="Arial"/>
       <w:b w:val="0"/>
+      <w:bCs w:val="0"/>
       <w:smallCaps w:val="0"/>
       <w:color w:val="669966"/>
       <w:sz w:val="22"/>
@@ -2335,7 +2446,9 @@
     <w:rPr>
       <w:rFonts w:ascii="Arial" w:cs="Arial" w:eastAsia="Arial" w:hAnsi="Arial"/>
       <w:b w:val="1"/>
+      <w:bCs w:val="1"/>
       <w:i w:val="1"/>
+      <w:iCs w:val="1"/>
       <w:smallCaps w:val="0"/>
       <w:sz w:val="21"/>
       <w:szCs w:val="21"/>
@@ -2356,6 +2469,7 @@
     <w:rPr>
       <w:rFonts w:ascii="Arial" w:cs="Arial" w:eastAsia="Arial" w:hAnsi="Arial"/>
       <w:b w:val="1"/>
+      <w:bCs w:val="1"/>
       <w:smallCaps w:val="1"/>
       <w:sz w:val="24"/>
       <w:szCs w:val="24"/>
@@ -2373,6 +2487,7 @@
     </w:pPr>
     <w:rPr>
       <w:b w:val="1"/>
+      <w:bCs w:val="1"/>
       <w:sz w:val="20"/>
       <w:szCs w:val="20"/>
     </w:rPr>
@@ -2389,6 +2504,7 @@
     </w:pPr>
     <w:rPr>
       <w:b w:val="1"/>
+      <w:bCs w:val="1"/>
       <w:sz w:val="72"/>
       <w:szCs w:val="72"/>
     </w:rPr>
@@ -2406,6 +2522,7 @@
     <w:rPr>
       <w:rFonts w:ascii="Georgia" w:cs="Georgia" w:eastAsia="Georgia" w:hAnsi="Georgia"/>
       <w:i w:val="1"/>
+      <w:iCs w:val="1"/>
       <w:color w:val="666666"/>
       <w:sz w:val="48"/>
       <w:szCs w:val="48"/>

--- a/FuentesCurso/UD 06. Docker Compose/UD 06.11 - Actividades entregables.docx
+++ b/FuentesCurso/UD 06. Docker Compose/UD 06.11 - Actividades entregables.docx
@@ -675,7 +675,7 @@
     </w:p>
     <w:sdt>
       <w:sdtPr>
-        <w:id w:val="-1072901921"/>
+        <w:id w:val="679720011"/>
         <w:docPartObj>
           <w:docPartGallery w:val="Table of Contents"/>
           <w:docPartUnique w:val="1"/>
@@ -918,7 +918,7 @@
               <w:vertAlign w:val="baseline"/>
             </w:rPr>
           </w:pPr>
-          <w:hyperlink w:anchor="_x5m1zmodwwne">
+          <w:hyperlink w:anchor="_wtl3mq6jbjl7">
             <w:r>
               <w:rPr>
                 <w:rFonts w:ascii="Calibri" w:cs="Calibri" w:eastAsia="Calibri" w:hAnsi="Calibri"/>
@@ -946,214 +946,6 @@
               <w:rtl w:val="0"/>
             </w:rPr>
           </w:r>
-        </w:p>
-        <w:p>
-          <w:pPr>
-            <w:tabs>
-              <w:tab w:val="right" w:leader="none" w:pos="12000"/>
-            </w:tabs>
-            <w:spacing w:after="0" w:before="60" w:lineRule="auto"/>
-            <w:jc w:val="left"/>
-            <w:rPr>
-              <w:rFonts w:ascii="Arial" w:cs="Arial" w:eastAsia="Arial" w:hAnsi="Arial"/>
-              <w:b w:val="1"/>
-              <w:bCs w:val="1"/>
-              <w:i w:val="0"/>
-              <w:iCs w:val="0"/>
-              <w:smallCaps w:val="0"/>
-              <w:strike w:val="0"/>
-              <w:color w:val="000000"/>
-              <w:sz w:val="22"/>
-              <w:szCs w:val="22"/>
-              <w:u w:val="none"/>
-              <w:shd w:fill="auto" w:val="clear"/>
-              <w:vertAlign w:val="baseline"/>
-            </w:rPr>
-          </w:pPr>
-          <w:hyperlink w:anchor="_pehg5q1zs1w">
-            <w:r>
-              <w:rPr>
-                <w:rFonts w:ascii="Calibri" w:cs="Calibri" w:eastAsia="Calibri" w:hAnsi="Calibri"/>
-                <w:b w:val="1"/>
-                <w:bCs w:val="1"/>
-                <w:i w:val="0"/>
-                <w:iCs w:val="0"/>
-                <w:smallCaps w:val="0"/>
-                <w:strike w:val="0"/>
-                <w:color w:val="000000"/>
-                <w:sz w:val="20"/>
-                <w:szCs w:val="20"/>
-                <w:u w:val="none"/>
-                <w:shd w:fill="auto" w:val="clear"/>
-                <w:vertAlign w:val="baseline"/>
-                <w:rtl w:val="0"/>
-              </w:rPr>
-              <w:t xml:space="preserve">6. Entrega “Caso práctico 5”</w:t>
-              <w:tab/>
-              <w:t xml:space="preserve">3</w:t>
-            </w:r>
-          </w:hyperlink>
-          <w:r>
-            <w:rPr>
-              <w:rtl w:val="0"/>
-            </w:rPr>
-          </w:r>
-        </w:p>
-        <w:p>
-          <w:pPr>
-            <w:tabs>
-              <w:tab w:val="right" w:leader="none" w:pos="12000"/>
-            </w:tabs>
-            <w:spacing w:after="0" w:before="60" w:lineRule="auto"/>
-            <w:jc w:val="left"/>
-            <w:rPr>
-              <w:rFonts w:ascii="Arial" w:cs="Arial" w:eastAsia="Arial" w:hAnsi="Arial"/>
-              <w:b w:val="1"/>
-              <w:bCs w:val="1"/>
-              <w:i w:val="0"/>
-              <w:iCs w:val="0"/>
-              <w:smallCaps w:val="0"/>
-              <w:strike w:val="0"/>
-              <w:color w:val="000000"/>
-              <w:sz w:val="22"/>
-              <w:szCs w:val="22"/>
-              <w:u w:val="none"/>
-              <w:shd w:fill="auto" w:val="clear"/>
-              <w:vertAlign w:val="baseline"/>
-            </w:rPr>
-          </w:pPr>
-          <w:hyperlink w:anchor="_in8kugqg9qc7">
-            <w:r>
-              <w:rPr>
-                <w:rFonts w:ascii="Calibri" w:cs="Calibri" w:eastAsia="Calibri" w:hAnsi="Calibri"/>
-                <w:b w:val="1"/>
-                <w:bCs w:val="1"/>
-                <w:i w:val="0"/>
-                <w:iCs w:val="0"/>
-                <w:smallCaps w:val="0"/>
-                <w:strike w:val="0"/>
-                <w:color w:val="000000"/>
-                <w:sz w:val="20"/>
-                <w:szCs w:val="20"/>
-                <w:u w:val="none"/>
-                <w:shd w:fill="auto" w:val="clear"/>
-                <w:vertAlign w:val="baseline"/>
-                <w:rtl w:val="0"/>
-              </w:rPr>
-              <w:t xml:space="preserve">7. Entrega “Caso práctico 6”</w:t>
-              <w:tab/>
-              <w:t xml:space="preserve">3</w:t>
-            </w:r>
-          </w:hyperlink>
-          <w:r>
-            <w:rPr>
-              <w:rtl w:val="0"/>
-            </w:rPr>
-          </w:r>
-        </w:p>
-        <w:p>
-          <w:pPr>
-            <w:tabs>
-              <w:tab w:val="right" w:leader="none" w:pos="12000"/>
-            </w:tabs>
-            <w:spacing w:after="0" w:before="60" w:lineRule="auto"/>
-            <w:jc w:val="left"/>
-            <w:rPr>
-              <w:rFonts w:ascii="Arial" w:cs="Arial" w:eastAsia="Arial" w:hAnsi="Arial"/>
-              <w:b w:val="1"/>
-              <w:bCs w:val="1"/>
-              <w:i w:val="0"/>
-              <w:iCs w:val="0"/>
-              <w:smallCaps w:val="0"/>
-              <w:strike w:val="0"/>
-              <w:color w:val="000000"/>
-              <w:sz w:val="22"/>
-              <w:szCs w:val="22"/>
-              <w:u w:val="none"/>
-              <w:shd w:fill="auto" w:val="clear"/>
-              <w:vertAlign w:val="baseline"/>
-            </w:rPr>
-          </w:pPr>
-          <w:hyperlink w:anchor="_wtl3mq6jbjl7">
-            <w:r>
-              <w:rPr>
-                <w:rFonts w:ascii="Calibri" w:cs="Calibri" w:eastAsia="Calibri" w:hAnsi="Calibri"/>
-                <w:b w:val="1"/>
-                <w:bCs w:val="1"/>
-                <w:i w:val="0"/>
-                <w:iCs w:val="0"/>
-                <w:smallCaps w:val="0"/>
-                <w:strike w:val="0"/>
-                <w:color w:val="000000"/>
-                <w:sz w:val="20"/>
-                <w:szCs w:val="20"/>
-                <w:u w:val="none"/>
-                <w:shd w:fill="auto" w:val="clear"/>
-                <w:vertAlign w:val="baseline"/>
-                <w:rtl w:val="0"/>
-              </w:rPr>
-              <w:t xml:space="preserve">8. Entrega “Caso práctico 7”</w:t>
-              <w:tab/>
-              <w:t xml:space="preserve">3</w:t>
-            </w:r>
-          </w:hyperlink>
-          <w:r>
-            <w:rPr>
-              <w:rtl w:val="0"/>
-            </w:rPr>
-          </w:r>
-        </w:p>
-        <w:p>
-          <w:pPr>
-            <w:tabs>
-              <w:tab w:val="right" w:leader="none" w:pos="12000"/>
-            </w:tabs>
-            <w:spacing w:after="0" w:before="60" w:lineRule="auto"/>
-            <w:jc w:val="left"/>
-            <w:rPr>
-              <w:rFonts w:ascii="Arial" w:cs="Arial" w:eastAsia="Arial" w:hAnsi="Arial"/>
-              <w:b w:val="1"/>
-              <w:bCs w:val="1"/>
-              <w:i w:val="0"/>
-              <w:iCs w:val="0"/>
-              <w:smallCaps w:val="0"/>
-              <w:strike w:val="0"/>
-              <w:color w:val="000000"/>
-              <w:sz w:val="22"/>
-              <w:szCs w:val="22"/>
-              <w:u w:val="none"/>
-              <w:shd w:fill="auto" w:val="clear"/>
-              <w:vertAlign w:val="baseline"/>
-            </w:rPr>
-          </w:pPr>
-          <w:hyperlink w:anchor="_69wu4dwpu7g4">
-            <w:r>
-              <w:rPr>
-                <w:rFonts w:ascii="Calibri" w:cs="Calibri" w:eastAsia="Calibri" w:hAnsi="Calibri"/>
-                <w:b w:val="1"/>
-                <w:bCs w:val="1"/>
-                <w:i w:val="0"/>
-                <w:iCs w:val="0"/>
-                <w:smallCaps w:val="0"/>
-                <w:strike w:val="0"/>
-                <w:color w:val="000000"/>
-                <w:sz w:val="20"/>
-                <w:szCs w:val="20"/>
-                <w:u w:val="none"/>
-                <w:shd w:fill="auto" w:val="clear"/>
-                <w:vertAlign w:val="baseline"/>
-                <w:rtl w:val="0"/>
-              </w:rPr>
-              <w:t xml:space="preserve">9. Entrega “Caso práctico 8”</w:t>
-              <w:tab/>
-              <w:t xml:space="preserve">3</w:t>
-            </w:r>
-          </w:hyperlink>
-          <w:r>
-            <w:rPr>
-              <w:rtl w:val="0"/>
-            </w:rPr>
-          </w:r>
           <w:r>
             <w:fldChar w:fldCharType="end"/>
           </w:r>
@@ -1458,7 +1250,7 @@
           <w:u w:val="single"/>
           <w:rtl w:val="0"/>
         </w:rPr>
-        <w:t xml:space="preserve">donde elijas 2 de los 8 casos prácticos</w:t>
+        <w:t xml:space="preserve">donde elijas 2 de los 4 casos prácticos</w:t>
       </w:r>
       <w:r>
         <w:rPr>
@@ -1530,7 +1322,7 @@
           <w:bCs w:val="1"/>
           <w:rtl w:val="0"/>
         </w:rPr>
-        <w:t xml:space="preserve">¡Solo 2 de los 8 casos prácticos!</w:t>
+        <w:t xml:space="preserve">¡Solo 2 de los 4 casos prácticos!</w:t>
       </w:r>
       <w:r>
         <w:rPr>
@@ -1571,14 +1363,13 @@
     </w:p>
     <w:p>
       <w:pPr>
-        <w:pageBreakBefore w:val="0"/>
         <w:rPr/>
       </w:pPr>
       <w:r>
         <w:rPr>
           <w:rtl w:val="0"/>
         </w:rPr>
-        <w:t xml:space="preserve">Adjunta una captura donde se muestre que has lanzado “</w:t>
+        <w:t xml:space="preserve">Adjunta una captura donde se muestre que con “</w:t>
       </w:r>
       <w:r>
         <w:rPr>
@@ -1594,127 +1385,17 @@
         <w:rPr>
           <w:rtl w:val="0"/>
         </w:rPr>
-        <w:t xml:space="preserve">” y </w:t>
-      </w:r>
-      <w:r>
-        <w:rPr>
-          <w:b w:val="1"/>
-          <w:bCs w:val="1"/>
-          <w:rtl w:val="0"/>
-        </w:rPr>
-        <w:t xml:space="preserve">Wordpress </w:t>
-      </w:r>
-      <w:r>
-        <w:rPr>
-          <w:rtl w:val="0"/>
-        </w:rPr>
-        <w:t xml:space="preserve">funciona.</w:t>
-      </w:r>
-    </w:p>
-    <w:p>
-      <w:pPr>
-        <w:pStyle w:val="Heading1"/>
-        <w:pageBreakBefore w:val="0"/>
-        <w:numPr>
-          <w:ilvl w:val="0"/>
-          <w:numId w:val="1"/>
-        </w:numPr>
-        <w:ind w:left="432"/>
-        <w:rPr>
-          <w:smallCaps w:val="1"/>
-          <w:color w:val="669966"/>
-          <w:sz w:val="28"/>
-          <w:szCs w:val="28"/>
-        </w:rPr>
-      </w:pPr>
-      <w:bookmarkStart w:colFirst="0" w:colLast="0" w:name="_ow4x0s724zlg" w:id="3"/>
-      <w:bookmarkEnd w:id="3"/>
-      <w:r>
-        <w:rPr>
-          <w:rtl w:val="0"/>
-        </w:rPr>
-        <w:t xml:space="preserve">Entrega “Caso práctico 2”</w:t>
-      </w:r>
-    </w:p>
-    <w:p>
-      <w:pPr>
-        <w:pageBreakBefore w:val="0"/>
+        <w:t xml:space="preserve">” has lanzado el servicio de Odoo y una captura de Odo funcionando.</w:t>
+      </w:r>
+    </w:p>
+    <w:p>
+      <w:pPr>
         <w:rPr/>
       </w:pPr>
       <w:r>
         <w:rPr>
           <w:rtl w:val="0"/>
         </w:rPr>
-        <w:t xml:space="preserve">Adjunta una captura donde se muestre que has lanzado “</w:t>
-      </w:r>
-      <w:r>
-        <w:rPr>
-          <w:b w:val="1"/>
-          <w:bCs w:val="1"/>
-          <w:i w:val="1"/>
-          <w:iCs w:val="1"/>
-          <w:rtl w:val="0"/>
-        </w:rPr>
-        <w:t xml:space="preserve">Docker Compose</w:t>
-      </w:r>
-      <w:r>
-        <w:rPr>
-          <w:rtl w:val="0"/>
-        </w:rPr>
-        <w:t xml:space="preserve">”, creado la aplicación Django y que dicha aplicación está funcionando.</w:t>
-      </w:r>
-    </w:p>
-    <w:p>
-      <w:pPr>
-        <w:pStyle w:val="Heading1"/>
-        <w:pageBreakBefore w:val="0"/>
-        <w:numPr>
-          <w:ilvl w:val="0"/>
-          <w:numId w:val="1"/>
-        </w:numPr>
-        <w:ind w:left="432"/>
-        <w:rPr>
-          <w:smallCaps w:val="1"/>
-          <w:color w:val="669966"/>
-          <w:sz w:val="28"/>
-          <w:szCs w:val="28"/>
-        </w:rPr>
-      </w:pPr>
-      <w:bookmarkStart w:colFirst="0" w:colLast="0" w:name="_zer127gbm0zw" w:id="4"/>
-      <w:bookmarkEnd w:id="4"/>
-      <w:r>
-        <w:rPr>
-          <w:rtl w:val="0"/>
-        </w:rPr>
-        <w:t xml:space="preserve">Entrega “Caso práctico 3”</w:t>
-      </w:r>
-    </w:p>
-    <w:p>
-      <w:pPr>
-        <w:pageBreakBefore w:val="0"/>
-        <w:rPr/>
-      </w:pPr>
-      <w:r>
-        <w:rPr>
-          <w:rtl w:val="0"/>
-        </w:rPr>
-        <w:t xml:space="preserve">Adjunta una captura donde se muestre que con “</w:t>
-      </w:r>
-      <w:r>
-        <w:rPr>
-          <w:b w:val="1"/>
-          <w:bCs w:val="1"/>
-          <w:i w:val="1"/>
-          <w:iCs w:val="1"/>
-          <w:rtl w:val="0"/>
-        </w:rPr>
-        <w:t xml:space="preserve">Docker Compose</w:t>
-      </w:r>
-      <w:r>
-        <w:rPr>
-          <w:rtl w:val="0"/>
-        </w:rPr>
-        <w:t xml:space="preserve">” has lanzado el servicio escalando los servidores Apache y ver que se sirven correctamente.</w:t>
       </w:r>
     </w:p>
     <w:p>
@@ -1732,13 +1413,80 @@
           <w:szCs w:val="28"/>
         </w:rPr>
       </w:pPr>
-      <w:bookmarkStart w:colFirst="0" w:colLast="0" w:name="_x5m1zmodwwne" w:id="5"/>
-      <w:bookmarkEnd w:id="5"/>
-      <w:r>
-        <w:rPr>
-          <w:rtl w:val="0"/>
-        </w:rPr>
-        <w:t xml:space="preserve">Entrega “Caso práctico 4”</w:t>
+      <w:bookmarkStart w:colFirst="0" w:colLast="0" w:name="_ow4x0s724zlg" w:id="3"/>
+      <w:bookmarkEnd w:id="3"/>
+      <w:r>
+        <w:rPr>
+          <w:rtl w:val="0"/>
+        </w:rPr>
+        <w:t xml:space="preserve">Entrega “Caso práctico 2”</w:t>
+      </w:r>
+    </w:p>
+    <w:p>
+      <w:pPr>
+        <w:pageBreakBefore w:val="0"/>
+        <w:rPr/>
+      </w:pPr>
+      <w:r>
+        <w:rPr>
+          <w:rtl w:val="0"/>
+        </w:rPr>
+        <w:t xml:space="preserve">Adjunta una captura donde se muestre que has lanzado “</w:t>
+      </w:r>
+      <w:r>
+        <w:rPr>
+          <w:b w:val="1"/>
+          <w:bCs w:val="1"/>
+          <w:i w:val="1"/>
+          <w:iCs w:val="1"/>
+          <w:rtl w:val="0"/>
+        </w:rPr>
+        <w:t xml:space="preserve">Docker Compose</w:t>
+      </w:r>
+      <w:r>
+        <w:rPr>
+          <w:rtl w:val="0"/>
+        </w:rPr>
+        <w:t xml:space="preserve">” y </w:t>
+      </w:r>
+      <w:r>
+        <w:rPr>
+          <w:b w:val="1"/>
+          <w:bCs w:val="1"/>
+          <w:rtl w:val="0"/>
+        </w:rPr>
+        <w:t xml:space="preserve">Wordpress </w:t>
+      </w:r>
+      <w:r>
+        <w:rPr>
+          <w:rtl w:val="0"/>
+        </w:rPr>
+        <w:t xml:space="preserve">funciona.</w:t>
+      </w:r>
+    </w:p>
+    <w:p>
+      <w:pPr>
+        <w:pStyle w:val="Heading1"/>
+        <w:pageBreakBefore w:val="0"/>
+        <w:numPr>
+          <w:ilvl w:val="0"/>
+          <w:numId w:val="1"/>
+        </w:numPr>
+        <w:ind w:left="432"/>
+        <w:rPr>
+          <w:smallCaps w:val="1"/>
+          <w:color w:val="669966"/>
+          <w:sz w:val="28"/>
+          <w:szCs w:val="28"/>
+        </w:rPr>
+      </w:pPr>
+      <w:bookmarkStart w:colFirst="0" w:colLast="0" w:name="_zer127gbm0zw" w:id="4"/>
+      <w:bookmarkEnd w:id="4"/>
+      <w:r>
+        <w:rPr>
+          <w:rtl w:val="0"/>
+        </w:rPr>
+        <w:t xml:space="preserve">Entrega “Caso práctico 3”</w:t>
       </w:r>
     </w:p>
     <w:p>
@@ -1783,226 +1531,13 @@
           <w:szCs w:val="28"/>
         </w:rPr>
       </w:pPr>
-      <w:bookmarkStart w:colFirst="0" w:colLast="0" w:name="_pehg5q1zs1w" w:id="6"/>
-      <w:bookmarkEnd w:id="6"/>
-      <w:r>
-        <w:rPr>
-          <w:rtl w:val="0"/>
-        </w:rPr>
-        <w:t xml:space="preserve">Entrega “Caso práctico 5”</w:t>
-      </w:r>
-    </w:p>
-    <w:p>
-      <w:pPr>
-        <w:rPr/>
-      </w:pPr>
-      <w:r>
-        <w:rPr>
-          <w:rtl w:val="0"/>
-        </w:rPr>
-        <w:t xml:space="preserve">Adjunta una captura donde se muestre que con “</w:t>
-      </w:r>
-      <w:r>
-        <w:rPr>
-          <w:b w:val="1"/>
-          <w:bCs w:val="1"/>
-          <w:i w:val="1"/>
-          <w:iCs w:val="1"/>
-          <w:rtl w:val="0"/>
-        </w:rPr>
-        <w:t xml:space="preserve">Docker Compose</w:t>
-      </w:r>
-      <w:r>
-        <w:rPr>
-          <w:rtl w:val="0"/>
-        </w:rPr>
-        <w:t xml:space="preserve">” has lanzado el servicio del bot de Telegram y una captura del bot funcionando.</w:t>
-      </w:r>
-    </w:p>
-    <w:p>
-      <w:pPr>
-        <w:pStyle w:val="Heading1"/>
-        <w:numPr>
-          <w:ilvl w:val="0"/>
-          <w:numId w:val="1"/>
-        </w:numPr>
-        <w:ind w:left="432"/>
-        <w:rPr>
-          <w:smallCaps w:val="1"/>
-          <w:color w:val="669966"/>
-          <w:sz w:val="28"/>
-          <w:szCs w:val="28"/>
-        </w:rPr>
-      </w:pPr>
-      <w:bookmarkStart w:colFirst="0" w:colLast="0" w:name="_in8kugqg9qc7" w:id="7"/>
-      <w:bookmarkEnd w:id="7"/>
-      <w:r>
-        <w:rPr>
-          <w:rtl w:val="0"/>
-        </w:rPr>
-        <w:t xml:space="preserve">Entrega “Caso práctico 6”</w:t>
-      </w:r>
-    </w:p>
-    <w:p>
-      <w:pPr>
-        <w:pBdr>
-          <w:top w:color="000000" w:space="4" w:sz="4" w:val="single"/>
-          <w:left w:color="000000" w:space="4" w:sz="4" w:val="single"/>
-          <w:bottom w:color="000000" w:space="4" w:sz="4" w:val="single"/>
-          <w:right w:color="000000" w:space="4" w:sz="4" w:val="single"/>
-        </w:pBdr>
-        <w:shd w:fill="cccc99" w:val="clear"/>
-        <w:spacing w:after="113" w:before="85" w:lineRule="auto"/>
-        <w:ind w:right="57"/>
-        <w:rPr/>
-      </w:pPr>
-      <w:r>
-        <w:rPr>
-          <w:rFonts w:ascii="Pacifico" w:cs="Pacifico" w:eastAsia="Pacifico" w:hAnsi="Pacifico"/>
-          <w:sz w:val="20"/>
-          <w:szCs w:val="20"/>
-          <w:rtl w:val="0"/>
-        </w:rPr>
-        <w:t xml:space="preserve"> ❕</w:t>
-      </w:r>
-      <w:r>
-        <w:rPr>
-          <w:rFonts w:ascii="Arimo" w:cs="Arimo" w:eastAsia="Arimo" w:hAnsi="Arimo"/>
-          <w:sz w:val="20"/>
-          <w:szCs w:val="20"/>
-          <w:rtl w:val="0"/>
-        </w:rPr>
-        <w:t xml:space="preserve"> </w:t>
-      </w:r>
-      <w:r>
-        <w:rPr>
-          <w:b w:val="1"/>
-          <w:bCs w:val="1"/>
-          <w:rtl w:val="0"/>
-        </w:rPr>
-        <w:t xml:space="preserve">Atención: </w:t>
-      </w:r>
-      <w:r>
-        <w:rPr>
-          <w:rtl w:val="0"/>
-        </w:rPr>
-        <w:t xml:space="preserve">para este caso práctico necesitarás una buena CPU, una buena GPU, al menos 16 GB de RAM y 30 GB de espacio disponible. </w:t>
-      </w:r>
-      <w:r>
-        <w:rPr>
-          <w:b w:val="1"/>
-          <w:bCs w:val="1"/>
-          <w:u w:val="single"/>
-          <w:rtl w:val="0"/>
-        </w:rPr>
-        <w:t xml:space="preserve">Si no es así, no intentes realizar el caso práctico.</w:t>
-      </w:r>
-      <w:r>
-        <w:rPr>
-          <w:rtl w:val="0"/>
-        </w:rPr>
-      </w:r>
-    </w:p>
-    <w:p>
-      <w:pPr>
-        <w:rPr/>
-      </w:pPr>
-      <w:r>
-        <w:rPr>
-          <w:rtl w:val="0"/>
-        </w:rPr>
-        <w:t xml:space="preserve">Adjunta una captura donde se muestre que con “</w:t>
-      </w:r>
-      <w:r>
-        <w:rPr>
-          <w:b w:val="1"/>
-          <w:bCs w:val="1"/>
-          <w:i w:val="1"/>
-          <w:iCs w:val="1"/>
-          <w:rtl w:val="0"/>
-        </w:rPr>
-        <w:t xml:space="preserve">Docker Compose</w:t>
-      </w:r>
-      <w:r>
-        <w:rPr>
-          <w:rtl w:val="0"/>
-        </w:rPr>
-        <w:t xml:space="preserve">” que funciona Stable Diffusion. </w:t>
-      </w:r>
-    </w:p>
-    <w:p>
-      <w:pPr>
-        <w:pStyle w:val="Heading1"/>
-        <w:numPr>
-          <w:ilvl w:val="0"/>
-          <w:numId w:val="1"/>
-        </w:numPr>
-        <w:ind w:left="432"/>
-        <w:rPr>
-          <w:smallCaps w:val="1"/>
-          <w:color w:val="669966"/>
-          <w:sz w:val="28"/>
-          <w:szCs w:val="28"/>
-        </w:rPr>
-      </w:pPr>
-      <w:bookmarkStart w:colFirst="0" w:colLast="0" w:name="_wtl3mq6jbjl7" w:id="8"/>
-      <w:bookmarkEnd w:id="8"/>
-      <w:r>
-        <w:rPr>
-          <w:rtl w:val="0"/>
-        </w:rPr>
-        <w:t xml:space="preserve">Entrega “Caso práctico 7”</w:t>
-      </w:r>
-    </w:p>
-    <w:p>
-      <w:pPr>
-        <w:rPr/>
-      </w:pPr>
-      <w:r>
-        <w:rPr>
-          <w:rtl w:val="0"/>
-        </w:rPr>
-        <w:t xml:space="preserve">Adjunta una captura donde se muestre que con “</w:t>
-      </w:r>
-      <w:r>
-        <w:rPr>
-          <w:b w:val="1"/>
-          <w:bCs w:val="1"/>
-          <w:i w:val="1"/>
-          <w:iCs w:val="1"/>
-          <w:rtl w:val="0"/>
-        </w:rPr>
-        <w:t xml:space="preserve">Docker Compose</w:t>
-      </w:r>
-      <w:r>
-        <w:rPr>
-          <w:rtl w:val="0"/>
-        </w:rPr>
-        <w:t xml:space="preserve">” has lanzado el servicio de Odoo y una captura de Odo funcionando.</w:t>
-      </w:r>
-    </w:p>
-    <w:p>
-      <w:pPr>
-        <w:pStyle w:val="Heading1"/>
-        <w:numPr>
-          <w:ilvl w:val="0"/>
-          <w:numId w:val="1"/>
-        </w:numPr>
-        <w:ind w:left="432"/>
-        <w:rPr>
-          <w:smallCaps w:val="1"/>
-          <w:color w:val="669966"/>
-          <w:sz w:val="28"/>
-          <w:szCs w:val="28"/>
-        </w:rPr>
-      </w:pPr>
-      <w:bookmarkStart w:colFirst="0" w:colLast="0" w:name="_69wu4dwpu7g4" w:id="9"/>
-      <w:bookmarkEnd w:id="9"/>
-      <w:r>
-        <w:rPr>
-          <w:rtl w:val="0"/>
-        </w:rPr>
-        <w:t xml:space="preserve">Entrega “Caso práctico 8”</w:t>
+      <w:bookmarkStart w:colFirst="0" w:colLast="0" w:name="_wtl3mq6jbjl7" w:id="5"/>
+      <w:bookmarkEnd w:id="5"/>
+      <w:r>
+        <w:rPr>
+          <w:rtl w:val="0"/>
+        </w:rPr>
+        <w:t xml:space="preserve">Entrega “Caso práctico 4”</w:t>
       </w:r>
     </w:p>
     <w:p>
@@ -2098,7 +1633,7 @@
         <w:szCs w:val="18"/>
         <w:rtl w:val="0"/>
       </w:rPr>
-      <w:t xml:space="preserve">Curso Introducción a Docker</w:t>
+      <w:t xml:space="preserve">Curso Introducción a Docker y Kubernetes</w:t>
       <w:tab/>
       <w:tab/>
       <w:t xml:space="preserve">UD06 - Página </w:t>
